--- a/Projekt_Kuc_Treda_Jarzyło.docx
+++ b/Projekt_Kuc_Treda_Jarzyło.docx
@@ -2776,20 +2776,6 @@
       </w:r>
     </w:p>
     <w:p>
-      <w:pPr>
-        <w:pStyle w:val="Akapitzlist"/>
-        <w:numPr>
-          <w:ilvl w:val="0"/>
-          <w:numId w:val="13"/>
-        </w:numPr>
-        <w:rPr>
-          <w:rFonts w:ascii="Consolas" w:eastAsia="Consolas" w:hAnsi="Consolas" w:cs="Consolas"/>
-          <w:sz w:val="22"/>
-          <w:szCs w:val="22"/>
-        </w:rPr>
-      </w:pPr>
-    </w:p>
-    <w:p>
       <w:r>
         <w:rPr>
           <w:rFonts w:ascii="Consolas" w:eastAsia="Consolas" w:hAnsi="Consolas" w:cs="Consolas"/>
@@ -2900,18 +2886,18 @@
           <w:szCs w:val="22"/>
           <w:highlight w:val="green"/>
         </w:rPr>
+        <w:t xml:space="preserve">                - opis tekstowy ciągu zdarzeń, zarówno podstawowego jak i alternatywnych (np. awaryjnego)</w:t>
+      </w:r>
+    </w:p>
+    <w:p>
+      <w:r>
+        <w:rPr>
+          <w:rFonts w:ascii="Consolas" w:eastAsia="Consolas" w:hAnsi="Consolas" w:cs="Consolas"/>
+          <w:sz w:val="22"/>
+          <w:szCs w:val="22"/>
+          <w:highlight w:val="green"/>
+        </w:rPr>
         <w:lastRenderedPageBreak/>
-        <w:t xml:space="preserve">                - opis tekstowy ciągu zdarzeń, zarówno podstawowego jak i alternatywnych (np. awaryjnego)</w:t>
-      </w:r>
-    </w:p>
-    <w:p>
-      <w:r>
-        <w:rPr>
-          <w:rFonts w:ascii="Consolas" w:eastAsia="Consolas" w:hAnsi="Consolas" w:cs="Consolas"/>
-          <w:sz w:val="22"/>
-          <w:szCs w:val="22"/>
-          <w:highlight w:val="green"/>
-        </w:rPr>
         <w:t xml:space="preserve">                - częstotliwość wykonania, przewidywane spiętrzenia oraz czasy realizacji (typowy, maksymalny)</w:t>
       </w:r>
     </w:p>
@@ -5075,7 +5061,7 @@
         </mc:Choice>
         <mc:Fallback>
           <w:pict>
-            <v:rect w14:anchorId="0677F5B5" id="Prostokąt 233" o:spid="_x0000_s1026" style="position:absolute;margin-left:0;margin-top:0;width:580.8pt;height:752.4pt;z-index:251658240;visibility:visible;mso-wrap-style:square;mso-width-percent:950;mso-height-percent:950;mso-wrap-distance-left:9pt;mso-wrap-distance-top:0;mso-wrap-distance-right:9pt;mso-wrap-distance-bottom:0;mso-position-horizontal:center;mso-position-horizontal-relative:page;mso-position-vertical:center;mso-position-vertical-relative:page;mso-width-percent:950;mso-height-percent:950;mso-width-relative:page;mso-height-relative:page;v-text-anchor:middle" o:gfxdata="UEsDBBQABgAIAAAAIQC2gziS/gAAAOEBAAATAAAAW0NvbnRlbnRfVHlwZXNdLnhtbJSRQU7DMBBF&#10;90jcwfIWJU67QAgl6YK0S0CoHGBkTxKLZGx5TGhvj5O2G0SRWNoz/78nu9wcxkFMGNg6quQqL6RA&#10;0s5Y6ir5vt9lD1JwBDIwOMJKHpHlpr69KfdHjyxSmriSfYz+USnWPY7AufNIadK6MEJMx9ApD/oD&#10;OlTrorhX2lFEilmcO2RdNtjC5xDF9pCuTyYBB5bi6bQ4syoJ3g9WQ0ymaiLzg5KdCXlKLjvcW893&#10;SUOqXwnz5DrgnHtJTxOsQfEKIT7DmDSUCaxw7Rqn8787ZsmRM9e2VmPeBN4uqYvTtW7jvijg9N/y&#10;JsXecLq0q+WD6m8AAAD//wMAUEsDBBQABgAIAAAAIQA4/SH/1gAAAJQBAAALAAAAX3JlbHMvLnJl&#10;bHOkkMFqwzAMhu+DvYPRfXGawxijTi+j0GvpHsDYimMaW0Yy2fr2M4PBMnrbUb/Q94l/f/hMi1qR&#10;JVI2sOt6UJgd+ZiDgffL8ekFlFSbvV0oo4EbChzGx4f9GRdb25HMsYhqlCwG5lrLq9biZkxWOiqY&#10;22YiTra2kYMu1l1tQD30/bPm3wwYN0x18gb45AdQl1tp5j/sFB2T0FQ7R0nTNEV3j6o9feQzro1i&#10;OWA14Fm+Q8a1a8+Bvu/d/dMb2JY5uiPbhG/ktn4cqGU/er3pcvwCAAD//wMAUEsDBBQABgAIAAAA&#10;IQDqj713jgIAAI0FAAAOAAAAZHJzL2Uyb0RvYy54bWysVFFv2yAQfp+0/4B4X51kcdNGdaqoVadJ&#10;XVu1nfpMMMSWgGNA4mS/fgc4TtVVmzQtDw5wd9/HfdzdxeVOK7IVzrdgKjo+GVEiDIe6NeuKfn++&#10;+XRGiQ/M1EyBERXdC08vFx8/XHR2LibQgKqFIwhi/LyzFW1CsPOi8LwRmvkTsMKgUYLTLODWrYva&#10;sQ7RtSomo9Fp0YGrrQMuvMfT62yki4QvpeDhXkovAlEVxbuF9HXpu4rfYnHB5mvHbNPy/hrsH26h&#10;WWuQdIC6ZoGRjWt/g9Itd+BBhhMOugApWy5SDpjNePQmm6eGWZFyQXG8HWTy/w+W322f7INDGTrr&#10;5x6XMYuddDr+4/3ILom1H8QSu0A4Hs4+z07Hp6gpR9t5WZbTsyRncQy3zocvAjSJi4o6fI0kEtve&#10;+oCU6HpwiWwGblql0osoQzosp/JsVqYID6qtozX6peIQV8qRLcNnXa0nyUdt9Deo81k5wl98XKQY&#10;3PPuiIQ2ZfDwmHlahb0SkUaZRyFJW2OumWAAyhyMc2HCON+vYbX4G3UCjMgSExmwe4BY8MecDtg5&#10;g94/hopU00PwKLP/KXiISMxgwhCsWwPuPQCFWfXM2f8gUpYmqrSCev/giIPcUd7ymxYf+Zb58MAc&#10;thAWBo6FcI8fqQAfE/oVJQ24n++dR3+sbLRS0mFLVtT/2DAnKFFfDdb8+Xg6jT2cNtNyNsGNe21Z&#10;vbaYjb4CLI8xDiDL0zL6B3VYSgf6BafHMrKiiRmO3BXlwR02VyGPCpw/XCyXyQ371rJwa54sj+BR&#10;1VjEz7sX5mxf6QGb5A4O7cvmbwo++8ZIA8tNANmmbjjq2uuNPZ9qtp9Pcai83iev4xRd/AIAAP//&#10;AwBQSwMEFAAGAAgAAAAhAAsEnETdAAAABwEAAA8AAABkcnMvZG93bnJldi54bWxMj0FPwzAMhe9I&#10;/IfISNxYUsSqqjSdKgYHOIBWmLh6rUkrGqc02Vb+PRkXuFjPetZ7n4vVbAdxoMn3jjUkCwWCuHFt&#10;z0bD2+vDVQbCB+QWB8ek4Zs8rMrzswLz1h15Q4c6GBFD2OeooQthzKX0TUcW/cKNxNH7cJPFENfJ&#10;yHbCYwy3g7xWKpUWe44NHY5011HzWe+thnVTVebx635dZ+8vTx7NVj0vt1pfXszVLYhAc/g7hhN+&#10;RIcyMu3cnlsvBg3xkfA7T16SJimIXVRLdZOBLAv5n7/8AQAA//8DAFBLAQItABQABgAIAAAAIQC2&#10;gziS/gAAAOEBAAATAAAAAAAAAAAAAAAAAAAAAABbQ29udGVudF9UeXBlc10ueG1sUEsBAi0AFAAG&#10;AAgAAAAhADj9If/WAAAAlAEAAAsAAAAAAAAAAAAAAAAALwEAAF9yZWxzLy5yZWxzUEsBAi0AFAAG&#10;AAgAAAAhAOqPvXeOAgAAjQUAAA4AAAAAAAAAAAAAAAAALgIAAGRycy9lMm9Eb2MueG1sUEsBAi0A&#10;FAAGAAgAAAAhAAsEnETdAAAABwEAAA8AAAAAAAAAAAAAAAAA6AQAAGRycy9kb3ducmV2LnhtbFBL&#10;BQYAAAAABAAEAPMAAADyBQAAAAA=&#10;" filled="f" strokecolor="#737373 [1614]" strokeweight="1.25pt">
+            <v:rect w14:anchorId="1BC6C86C" id="Prostokąt 233" o:spid="_x0000_s1026" style="position:absolute;margin-left:0;margin-top:0;width:580.8pt;height:752.4pt;z-index:251658240;visibility:visible;mso-wrap-style:square;mso-width-percent:950;mso-height-percent:950;mso-wrap-distance-left:9pt;mso-wrap-distance-top:0;mso-wrap-distance-right:9pt;mso-wrap-distance-bottom:0;mso-position-horizontal:center;mso-position-horizontal-relative:page;mso-position-vertical:center;mso-position-vertical-relative:page;mso-width-percent:950;mso-height-percent:950;mso-width-relative:page;mso-height-relative:page;v-text-anchor:middle" o:gfxdata="UEsDBBQABgAIAAAAIQC2gziS/gAAAOEBAAATAAAAW0NvbnRlbnRfVHlwZXNdLnhtbJSRQU7DMBBF&#10;90jcwfIWJU67QAgl6YK0S0CoHGBkTxKLZGx5TGhvj5O2G0SRWNoz/78nu9wcxkFMGNg6quQqL6RA&#10;0s5Y6ir5vt9lD1JwBDIwOMJKHpHlpr69KfdHjyxSmriSfYz+USnWPY7AufNIadK6MEJMx9ApD/oD&#10;OlTrorhX2lFEilmcO2RdNtjC5xDF9pCuTyYBB5bi6bQ4syoJ3g9WQ0ymaiLzg5KdCXlKLjvcW893&#10;SUOqXwnz5DrgnHtJTxOsQfEKIT7DmDSUCaxw7Rqn8787ZsmRM9e2VmPeBN4uqYvTtW7jvijg9N/y&#10;JsXecLq0q+WD6m8AAAD//wMAUEsDBBQABgAIAAAAIQA4/SH/1gAAAJQBAAALAAAAX3JlbHMvLnJl&#10;bHOkkMFqwzAMhu+DvYPRfXGawxijTi+j0GvpHsDYimMaW0Yy2fr2M4PBMnrbUb/Q94l/f/hMi1qR&#10;JVI2sOt6UJgd+ZiDgffL8ekFlFSbvV0oo4EbChzGx4f9GRdb25HMsYhqlCwG5lrLq9biZkxWOiqY&#10;22YiTra2kYMu1l1tQD30/bPm3wwYN0x18gb45AdQl1tp5j/sFB2T0FQ7R0nTNEV3j6o9feQzro1i&#10;OWA14Fm+Q8a1a8+Bvu/d/dMb2JY5uiPbhG/ktn4cqGU/er3pcvwCAAD//wMAUEsDBBQABgAIAAAA&#10;IQDqj713jgIAAI0FAAAOAAAAZHJzL2Uyb0RvYy54bWysVFFv2yAQfp+0/4B4X51kcdNGdaqoVadJ&#10;XVu1nfpMMMSWgGNA4mS/fgc4TtVVmzQtDw5wd9/HfdzdxeVOK7IVzrdgKjo+GVEiDIe6NeuKfn++&#10;+XRGiQ/M1EyBERXdC08vFx8/XHR2LibQgKqFIwhi/LyzFW1CsPOi8LwRmvkTsMKgUYLTLODWrYva&#10;sQ7RtSomo9Fp0YGrrQMuvMfT62yki4QvpeDhXkovAlEVxbuF9HXpu4rfYnHB5mvHbNPy/hrsH26h&#10;WWuQdIC6ZoGRjWt/g9Itd+BBhhMOugApWy5SDpjNePQmm6eGWZFyQXG8HWTy/w+W322f7INDGTrr&#10;5x6XMYuddDr+4/3ILom1H8QSu0A4Hs4+z07Hp6gpR9t5WZbTsyRncQy3zocvAjSJi4o6fI0kEtve&#10;+oCU6HpwiWwGblql0osoQzosp/JsVqYID6qtozX6peIQV8qRLcNnXa0nyUdt9Deo81k5wl98XKQY&#10;3PPuiIQ2ZfDwmHlahb0SkUaZRyFJW2OumWAAyhyMc2HCON+vYbX4G3UCjMgSExmwe4BY8MecDtg5&#10;g94/hopU00PwKLP/KXiISMxgwhCsWwPuPQCFWfXM2f8gUpYmqrSCev/giIPcUd7ymxYf+Zb58MAc&#10;thAWBo6FcI8fqQAfE/oVJQ24n++dR3+sbLRS0mFLVtT/2DAnKFFfDdb8+Xg6jT2cNtNyNsGNe21Z&#10;vbaYjb4CLI8xDiDL0zL6B3VYSgf6BafHMrKiiRmO3BXlwR02VyGPCpw/XCyXyQ371rJwa54sj+BR&#10;1VjEz7sX5mxf6QGb5A4O7cvmbwo++8ZIA8tNANmmbjjq2uuNPZ9qtp9Pcai83iev4xRd/AIAAP//&#10;AwBQSwMEFAAGAAgAAAAhAAsEnETdAAAABwEAAA8AAABkcnMvZG93bnJldi54bWxMj0FPwzAMhe9I&#10;/IfISNxYUsSqqjSdKgYHOIBWmLh6rUkrGqc02Vb+PRkXuFjPetZ7n4vVbAdxoMn3jjUkCwWCuHFt&#10;z0bD2+vDVQbCB+QWB8ek4Zs8rMrzswLz1h15Q4c6GBFD2OeooQthzKX0TUcW/cKNxNH7cJPFENfJ&#10;yHbCYwy3g7xWKpUWe44NHY5011HzWe+thnVTVebx635dZ+8vTx7NVj0vt1pfXszVLYhAc/g7hhN+&#10;RIcyMu3cnlsvBg3xkfA7T16SJimIXVRLdZOBLAv5n7/8AQAA//8DAFBLAQItABQABgAIAAAAIQC2&#10;gziS/gAAAOEBAAATAAAAAAAAAAAAAAAAAAAAAABbQ29udGVudF9UeXBlc10ueG1sUEsBAi0AFAAG&#10;AAgAAAAhADj9If/WAAAAlAEAAAsAAAAAAAAAAAAAAAAALwEAAF9yZWxzLy5yZWxzUEsBAi0AFAAG&#10;AAgAAAAhAOqPvXeOAgAAjQUAAA4AAAAAAAAAAAAAAAAALgIAAGRycy9lMm9Eb2MueG1sUEsBAi0A&#10;FAAGAAgAAAAhAAsEnETdAAAABwEAAA8AAAAAAAAAAAAAAAAA6AQAAGRycy9kb3ducmV2LnhtbFBL&#10;BQYAAAAABAAEAPMAAADyBQAAAAA=&#10;" filled="f" strokecolor="#737373 [1614]" strokeweight="1.25pt">
               <w10:wrap anchorx="page" anchory="page"/>
             </v:rect>
           </w:pict>
